--- a/AI_Agents_and_Advanced_Fine_Tuning_Bootcamp/Lab_Walkthroughs/Week_11_Lab_B_agentic_training_with_microsoft_agent_lightning.docx
+++ b/AI_Agents_and_Advanced_Fine_Tuning_Bootcamp/Lab_Walkthroughs/Week_11_Lab_B_agentic_training_with_microsoft_agent_lightning.docx
@@ -96,7 +96,7 @@
           <w:color w:val="333333"/>
           <w:sz w:val="22"/>
         </w:rPr>
-        <w:t>Cluster workspace from week 1 plus week-specific deps in the requirements.txt that ships with this lab.</w:t>
+        <w:t>Lab A system instrumented; pip install agentlightning (or the repo trainer).</w:t>
       </w:r>
     </w:p>
     <w:p>
@@ -118,7 +118,7 @@
           <w:color w:val="333333"/>
           <w:sz w:val="22"/>
         </w:rPr>
-        <w:t>Concept list available in the class notes for this week.</w:t>
+        <w:t>Trajectories: state, action, observation, reward tuples</w:t>
       </w:r>
     </w:p>
     <w:p>
@@ -130,7 +130,19 @@
           <w:color w:val="333333"/>
           <w:sz w:val="22"/>
         </w:rPr>
-        <w:t>Lab guide TA reviews the concepts in the first 15 minutes.</w:t>
+        <w:t>Filtering to successful runs before imitation</w:t>
+      </w:r>
+    </w:p>
+    <w:p>
+      <w:pPr>
+        <w:pStyle w:val="ListBullet"/>
+      </w:pPr>
+      <w:r>
+        <w:rPr>
+          <w:color w:val="333333"/>
+          <w:sz w:val="22"/>
+        </w:rPr>
+        <w:t>Train the small model on decisions, not final answers</w:t>
       </w:r>
     </w:p>
     <w:p>
@@ -211,7 +223,163 @@
           <w:color w:val="101010"/>
           <w:sz w:val="18"/>
         </w:rPr>
-        <w:t># Starter code is in the lab repo: see lab_starter.py.</w:t>
+        <w:t># 1) capture: wrap the lab A loop</w:t>
+      </w:r>
+    </w:p>
+    <w:p>
+      <w:pPr>
+        <w:spacing w:after="0" w:before="0"/>
+      </w:pPr>
+      <w:r>
+        <w:rPr>
+          <w:rFonts w:ascii="Consolas" w:hAnsi="Consolas"/>
+          <w:color w:val="101010"/>
+          <w:sz w:val="18"/>
+        </w:rPr>
+        <w:t>traj.log(step={'obs': question_state, 'action': plan,</w:t>
+      </w:r>
+    </w:p>
+    <w:p>
+      <w:pPr>
+        <w:spacing w:after="0" w:before="0"/>
+      </w:pPr>
+      <w:r>
+        <w:rPr>
+          <w:rFonts w:ascii="Consolas" w:hAnsi="Consolas"/>
+          <w:color w:val="101010"/>
+          <w:sz w:val="18"/>
+        </w:rPr>
+        <w:t xml:space="preserve">               'result': hits_summary})</w:t>
+      </w:r>
+    </w:p>
+    <w:p>
+      <w:pPr>
+        <w:spacing w:after="0" w:before="0"/>
+      </w:pPr>
+      <w:r>
+        <w:rPr>
+          <w:rFonts w:ascii="Consolas" w:hAnsi="Consolas"/>
+          <w:color w:val="101010"/>
+          <w:sz w:val="18"/>
+        </w:rPr>
+        <w:t>traj.finalize(reward=harness_score)</w:t>
+      </w:r>
+    </w:p>
+    <w:p>
+      <w:pPr>
+        <w:spacing w:after="0" w:before="0"/>
+      </w:pPr>
+      <w:r>
+        <w:rPr>
+          <w:rFonts w:ascii="Consolas" w:hAnsi="Consolas"/>
+          <w:color w:val="101010"/>
+          <w:sz w:val="18"/>
+        </w:rPr>
+        <w:t xml:space="preserve"> </w:t>
+      </w:r>
+    </w:p>
+    <w:p>
+      <w:pPr>
+        <w:spacing w:after="0" w:before="0"/>
+      </w:pPr>
+      <w:r>
+        <w:rPr>
+          <w:rFonts w:ascii="Consolas" w:hAnsi="Consolas"/>
+          <w:color w:val="101010"/>
+          <w:sz w:val="18"/>
+        </w:rPr>
+        <w:t># 2) build the imitation set from successes</w:t>
+      </w:r>
+    </w:p>
+    <w:p>
+      <w:pPr>
+        <w:spacing w:after="0" w:before="0"/>
+      </w:pPr>
+      <w:r>
+        <w:rPr>
+          <w:rFonts w:ascii="Consolas" w:hAnsi="Consolas"/>
+          <w:color w:val="101010"/>
+          <w:sz w:val="18"/>
+        </w:rPr>
+        <w:t>good = [t for t in load_trajs() if t.reward &gt;= 0.8]</w:t>
+      </w:r>
+    </w:p>
+    <w:p>
+      <w:pPr>
+        <w:spacing w:after="0" w:before="0"/>
+      </w:pPr>
+      <w:r>
+        <w:rPr>
+          <w:rFonts w:ascii="Consolas" w:hAnsi="Consolas"/>
+          <w:color w:val="101010"/>
+          <w:sz w:val="18"/>
+        </w:rPr>
+        <w:t>sft = [{'prompt': render(t.steps[:i]),</w:t>
+      </w:r>
+    </w:p>
+    <w:p>
+      <w:pPr>
+        <w:spacing w:after="0" w:before="0"/>
+      </w:pPr>
+      <w:r>
+        <w:rPr>
+          <w:rFonts w:ascii="Consolas" w:hAnsi="Consolas"/>
+          <w:color w:val="101010"/>
+          <w:sz w:val="18"/>
+        </w:rPr>
+        <w:t xml:space="preserve">        'completion': t.steps[i].action_json}</w:t>
+      </w:r>
+    </w:p>
+    <w:p>
+      <w:pPr>
+        <w:spacing w:after="0" w:before="0"/>
+      </w:pPr>
+      <w:r>
+        <w:rPr>
+          <w:rFonts w:ascii="Consolas" w:hAnsi="Consolas"/>
+          <w:color w:val="101010"/>
+          <w:sz w:val="18"/>
+        </w:rPr>
+        <w:t xml:space="preserve">       for t in good for i in range(len(t.steps))]</w:t>
+      </w:r>
+    </w:p>
+    <w:p>
+      <w:pPr>
+        <w:spacing w:after="0" w:before="0"/>
+      </w:pPr>
+      <w:r>
+        <w:rPr>
+          <w:rFonts w:ascii="Consolas" w:hAnsi="Consolas"/>
+          <w:color w:val="101010"/>
+          <w:sz w:val="18"/>
+        </w:rPr>
+        <w:t xml:space="preserve"> </w:t>
+      </w:r>
+    </w:p>
+    <w:p>
+      <w:pPr>
+        <w:spacing w:after="0" w:before="0"/>
+      </w:pPr>
+      <w:r>
+        <w:rPr>
+          <w:rFonts w:ascii="Consolas" w:hAnsi="Consolas"/>
+          <w:color w:val="101010"/>
+          <w:sz w:val="18"/>
+        </w:rPr>
+        <w:t># 3) SFT a 1B student on the decision data, then re-run the harness</w:t>
+      </w:r>
+    </w:p>
+    <w:p>
+      <w:pPr>
+        <w:spacing w:after="0" w:before="0"/>
+      </w:pPr>
+      <w:r>
+        <w:rPr>
+          <w:rFonts w:ascii="Consolas" w:hAnsi="Consolas"/>
+          <w:color w:val="101010"/>
+          <w:sz w:val="18"/>
+        </w:rPr>
+        <w:t xml:space="preserve"> </w:t>
       </w:r>
     </w:p>
     <w:p>
@@ -233,7 +401,7 @@
           <w:color w:val="333333"/>
           <w:sz w:val="22"/>
         </w:rPr>
-        <w:t>all deliverables present in the submission folder</w:t>
+        <w:t>at least 300 trajectories captured; success rate reported</w:t>
       </w:r>
     </w:p>
     <w:p>
@@ -245,7 +413,7 @@
           <w:color w:val="333333"/>
           <w:sz w:val="22"/>
         </w:rPr>
-        <w:t>code runs end-to-end without modification</w:t>
+        <w:t>student model emits valid tool-plan JSON on 95+ percent of cases</w:t>
       </w:r>
     </w:p>
     <w:p>
@@ -257,7 +425,19 @@
           <w:color w:val="333333"/>
           <w:sz w:val="22"/>
         </w:rPr>
-        <w:t>results match the expected ranges in the rubric</w:t>
+        <w:t>student harness score within 10 points of the teacher system</w:t>
+      </w:r>
+    </w:p>
+    <w:p>
+      <w:pPr>
+        <w:pStyle w:val="ListBullet"/>
+      </w:pPr>
+      <w:r>
+        <w:rPr>
+          <w:color w:val="333333"/>
+          <w:sz w:val="22"/>
+        </w:rPr>
+        <w:t>cost per question drops by the factor stated in your report</w:t>
       </w:r>
     </w:p>
     <w:p>
